--- a/DAY 11/TASK 22/TASK 22.docx
+++ b/DAY 11/TASK 22/TASK 22.docx
@@ -158,12 +158,12 @@
           <wp:inline distB="114300" distT="114300" distL="114300" distR="114300">
             <wp:extent cx="5731200" cy="3086100"/>
             <wp:effectExtent b="0" l="0" r="0" t="0"/>
-            <wp:docPr id="2" name="image4.png"/>
+            <wp:docPr id="2" name="image1.png"/>
             <a:graphic>
               <a:graphicData uri="http://schemas.openxmlformats.org/drawingml/2006/picture">
                 <pic:pic>
                   <pic:nvPicPr>
-                    <pic:cNvPr id="0" name="image4.png"/>
+                    <pic:cNvPr id="0" name="image1.png"/>
                     <pic:cNvPicPr preferRelativeResize="0"/>
                   </pic:nvPicPr>
                   <pic:blipFill>
@@ -478,12 +478,12 @@
           <wp:inline distB="114300" distT="114300" distL="114300" distR="114300">
             <wp:extent cx="5731200" cy="3073400"/>
             <wp:effectExtent b="0" l="0" r="0" t="0"/>
-            <wp:docPr id="1" name="image5.png"/>
+            <wp:docPr id="1" name="image2.png"/>
             <a:graphic>
               <a:graphicData uri="http://schemas.openxmlformats.org/drawingml/2006/picture">
                 <pic:pic>
                   <pic:nvPicPr>
-                    <pic:cNvPr id="0" name="image5.png"/>
+                    <pic:cNvPr id="0" name="image2.png"/>
                     <pic:cNvPicPr preferRelativeResize="0"/>
                   </pic:nvPicPr>
                   <pic:blipFill>
@@ -723,29 +723,17 @@
       <w:r>
         <w:rPr>
           <w:rFonts w:ascii="Times New Roman" w:cs="Times New Roman" w:eastAsia="Times New Roman" w:hAnsi="Times New Roman"/>
-          <w:b w:val="0"/>
-          <w:bCs w:val="0"/>
-          <w:i w:val="0"/>
-          <w:iCs w:val="0"/>
-          <w:smallCaps w:val="0"/>
-          <w:strike w:val="0"/>
-          <w:color w:val="000000"/>
-          <w:sz w:val="24"/>
-          <w:szCs w:val="24"/>
-          <w:u w:val="none"/>
-          <w:shd w:fill="auto" w:val="clear"/>
-          <w:vertAlign w:val="baseline"/>
         </w:rPr>
         <w:drawing>
-          <wp:inline distB="0" distT="0" distL="0" distR="0">
-            <wp:extent cx="4750279" cy="2671966"/>
+          <wp:inline distB="114300" distT="114300" distL="114300" distR="114300">
+            <wp:extent cx="5619750" cy="4191000"/>
             <wp:effectExtent b="0" l="0" r="0" t="0"/>
-            <wp:docPr id="5" name="image2.png"/>
+            <wp:docPr id="5" name="image5.png"/>
             <a:graphic>
               <a:graphicData uri="http://schemas.openxmlformats.org/drawingml/2006/picture">
                 <pic:pic>
                   <pic:nvPicPr>
-                    <pic:cNvPr id="0" name="image2.png"/>
+                    <pic:cNvPr id="0" name="image5.png"/>
                     <pic:cNvPicPr preferRelativeResize="0"/>
                   </pic:nvPicPr>
                   <pic:blipFill>
@@ -758,7 +746,7 @@
                   <pic:spPr>
                     <a:xfrm>
                       <a:off x="0" y="0"/>
-                      <a:ext cx="4750279" cy="2671966"/>
+                      <a:ext cx="5619750" cy="4191000"/>
                     </a:xfrm>
                     <a:prstGeom prst="rect"/>
                     <a:ln/>
@@ -794,18 +782,60 @@
         <w:jc w:val="left"/>
         <w:rPr>
           <w:rFonts w:ascii="Times New Roman" w:cs="Times New Roman" w:eastAsia="Times New Roman" w:hAnsi="Times New Roman"/>
-          <w:b w:val="0"/>
-          <w:bCs w:val="0"/>
-          <w:i w:val="0"/>
-          <w:iCs w:val="0"/>
-          <w:smallCaps w:val="0"/>
-          <w:strike w:val="0"/>
-          <w:color w:val="000000"/>
-          <w:sz w:val="24"/>
-          <w:szCs w:val="24"/>
-          <w:u w:val="none"/>
-          <w:shd w:fill="auto" w:val="clear"/>
-          <w:vertAlign w:val="baseline"/>
+        </w:rPr>
+      </w:pPr>
+      <w:r>
+        <w:rPr>
+          <w:rtl w:val="0"/>
+        </w:rPr>
+      </w:r>
+    </w:p>
+    <w:p>
+      <w:pPr>
+        <w:keepNext w:val="0"/>
+        <w:keepLines w:val="0"/>
+        <w:pageBreakBefore w:val="0"/>
+        <w:widowControl w:val="1"/>
+        <w:pBdr>
+          <w:top w:space="0" w:sz="0" w:val="nil"/>
+          <w:left w:space="0" w:sz="0" w:val="nil"/>
+          <w:bottom w:space="0" w:sz="0" w:val="nil"/>
+          <w:right w:space="0" w:sz="0" w:val="nil"/>
+          <w:between w:space="0" w:sz="0" w:val="nil"/>
+        </w:pBdr>
+        <w:shd w:fill="auto" w:val="clear"/>
+        <w:spacing w:after="0" w:before="0" w:line="278.00000000000006" w:lineRule="auto"/>
+        <w:ind w:left="720" w:right="0" w:firstLine="0"/>
+        <w:jc w:val="left"/>
+        <w:rPr>
+          <w:rFonts w:ascii="Times New Roman" w:cs="Times New Roman" w:eastAsia="Times New Roman" w:hAnsi="Times New Roman"/>
+        </w:rPr>
+      </w:pPr>
+      <w:r>
+        <w:rPr>
+          <w:rtl w:val="0"/>
+        </w:rPr>
+      </w:r>
+    </w:p>
+    <w:p>
+      <w:pPr>
+        <w:keepNext w:val="0"/>
+        <w:keepLines w:val="0"/>
+        <w:pageBreakBefore w:val="0"/>
+        <w:widowControl w:val="1"/>
+        <w:pBdr>
+          <w:top w:space="0" w:sz="0" w:val="nil"/>
+          <w:left w:space="0" w:sz="0" w:val="nil"/>
+          <w:bottom w:space="0" w:sz="0" w:val="nil"/>
+          <w:right w:space="0" w:sz="0" w:val="nil"/>
+          <w:between w:space="0" w:sz="0" w:val="nil"/>
+        </w:pBdr>
+        <w:shd w:fill="auto" w:val="clear"/>
+        <w:spacing w:after="0" w:before="0" w:line="278.00000000000006" w:lineRule="auto"/>
+        <w:ind w:left="720" w:right="0" w:firstLine="0"/>
+        <w:jc w:val="left"/>
+        <w:rPr>
+          <w:rFonts w:ascii="Times New Roman" w:cs="Times New Roman" w:eastAsia="Times New Roman" w:hAnsi="Times New Roman"/>
         </w:rPr>
       </w:pPr>
       <w:r>
@@ -922,15 +952,15 @@
           <w:rFonts w:ascii="Times New Roman" w:cs="Times New Roman" w:eastAsia="Times New Roman" w:hAnsi="Times New Roman"/>
         </w:rPr>
         <w:drawing>
-          <wp:inline distB="0" distT="0" distL="0" distR="0">
-            <wp:extent cx="4993066" cy="2808531"/>
+          <wp:inline distB="114300" distT="114300" distL="114300" distR="114300">
+            <wp:extent cx="5731200" cy="3225800"/>
             <wp:effectExtent b="0" l="0" r="0" t="0"/>
-            <wp:docPr id="4" name="image1.png"/>
+            <wp:docPr id="4" name="image4.png"/>
             <a:graphic>
               <a:graphicData uri="http://schemas.openxmlformats.org/drawingml/2006/picture">
                 <pic:pic>
                   <pic:nvPicPr>
-                    <pic:cNvPr id="0" name="image1.png"/>
+                    <pic:cNvPr id="0" name="image4.png"/>
                     <pic:cNvPicPr preferRelativeResize="0"/>
                   </pic:nvPicPr>
                   <pic:blipFill>
@@ -943,7 +973,7 @@
                   <pic:spPr>
                     <a:xfrm>
                       <a:off x="0" y="0"/>
-                      <a:ext cx="4993066" cy="2808531"/>
+                      <a:ext cx="5731200" cy="3225800"/>
                     </a:xfrm>
                     <a:prstGeom prst="rect"/>
                     <a:ln/>
